--- a/Documents/TrayAgitator Build Doc.docx
+++ b/Documents/TrayAgitator Build Doc.docx
@@ -51,6 +51,9 @@
     </w:p>
     <w:p>
       <w:r>
+        <w:rPr>
+          <w:noProof/>
+        </w:rPr>
         <w:drawing>
           <wp:inline distT="0" distB="0" distL="0" distR="0" wp14:anchorId="40462574" wp14:editId="5A85AC43">
             <wp:extent cx="5268892" cy="4078090"/>
@@ -144,6 +147,9 @@
     <w:p/>
     <w:p>
       <w:r>
+        <w:rPr>
+          <w:noProof/>
+        </w:rPr>
         <w:drawing>
           <wp:inline distT="0" distB="0" distL="0" distR="0" wp14:anchorId="22B8AD93" wp14:editId="214ED628">
             <wp:extent cx="5465674" cy="4118137"/>
@@ -182,6 +188,35 @@
       </w:r>
     </w:p>
     <w:p/>
+    <w:p>
+      <w:r>
+        <w:t>Beep</w:t>
+      </w:r>
+    </w:p>
+    <w:p>
+      <w:hyperlink r:id="rId9" w:history="1">
+        <w:r>
+          <w:rPr>
+            <w:rStyle w:val="Hyperlink"/>
+          </w:rPr>
+          <w:t>https://docs.sunfounder.com/projects/esp32-starter-kit/en/latest/arduino/basic_projects/ar_ac</w:t>
+        </w:r>
+        <w:r>
+          <w:rPr>
+            <w:rStyle w:val="Hyperlink"/>
+          </w:rPr>
+          <w:t>_</w:t>
+        </w:r>
+        <w:r>
+          <w:rPr>
+            <w:rStyle w:val="Hyperlink"/>
+          </w:rPr>
+          <w:t>buz.html</w:t>
+        </w:r>
+      </w:hyperlink>
+    </w:p>
+    <w:p/>
+    <w:p/>
     <w:p/>
     <w:p>
       <w:r>
@@ -204,7 +239,7 @@
                     <pic:cNvPicPr/>
                   </pic:nvPicPr>
                   <pic:blipFill>
-                    <a:blip r:embed="rId9" cstate="print">
+                    <a:blip r:embed="rId10" cstate="print">
                       <a:extLst>
                         <a:ext uri="{28A0092B-C50C-407E-A947-70E740481C1C}">
                           <a14:useLocalDpi xmlns:a14="http://schemas.microsoft.com/office/drawing/2010/main" val="0"/>
@@ -1181,6 +1216,18 @@
       <w:shd w:val="clear" w:color="auto" w:fill="E1DFDD"/>
     </w:rPr>
   </w:style>
+  <w:style w:type="character" w:styleId="FollowedHyperlink">
+    <w:name w:val="FollowedHyperlink"/>
+    <w:basedOn w:val="DefaultParagraphFont"/>
+    <w:uiPriority w:val="99"/>
+    <w:semiHidden/>
+    <w:unhideWhenUsed/>
+    <w:rsid w:val="00CA71FA"/>
+    <w:rPr>
+      <w:color w:val="96607D" w:themeColor="followedHyperlink"/>
+      <w:u w:val="single"/>
+    </w:rPr>
+  </w:style>
 </w:styles>
 </file>
 

--- a/Documents/TrayAgitator Build Doc.docx
+++ b/Documents/TrayAgitator Build Doc.docx
@@ -187,31 +187,116 @@
         </w:drawing>
       </w:r>
     </w:p>
+    <w:p>
+      <w:r>
+        <w:rPr>
+          <w:noProof/>
+        </w:rPr>
+        <w:drawing>
+          <wp:inline distT="0" distB="0" distL="0" distR="0" wp14:anchorId="2232065C" wp14:editId="2F09B0CE">
+            <wp:extent cx="5045886" cy="1847233"/>
+            <wp:effectExtent l="0" t="0" r="0" b="0"/>
+            <wp:docPr id="2100550347" name="Picture 1" descr="A white paper with black text&#10;&#10;AI-generated content may be incorrect."/>
+            <wp:cNvGraphicFramePr>
+              <a:graphicFrameLocks xmlns:a="http://schemas.openxmlformats.org/drawingml/2006/main" noChangeAspect="1"/>
+            </wp:cNvGraphicFramePr>
+            <a:graphic xmlns:a="http://schemas.openxmlformats.org/drawingml/2006/main">
+              <a:graphicData uri="http://schemas.openxmlformats.org/drawingml/2006/picture">
+                <pic:pic xmlns:pic="http://schemas.openxmlformats.org/drawingml/2006/picture">
+                  <pic:nvPicPr>
+                    <pic:cNvPr id="2100550347" name="Picture 1" descr="A white paper with black text&#10;&#10;AI-generated content may be incorrect."/>
+                    <pic:cNvPicPr/>
+                  </pic:nvPicPr>
+                  <pic:blipFill>
+                    <a:blip r:embed="rId9" cstate="print">
+                      <a:extLst>
+                        <a:ext uri="{28A0092B-C50C-407E-A947-70E740481C1C}">
+                          <a14:useLocalDpi xmlns:a14="http://schemas.microsoft.com/office/drawing/2010/main" val="0"/>
+                        </a:ext>
+                      </a:extLst>
+                    </a:blip>
+                    <a:stretch>
+                      <a:fillRect/>
+                    </a:stretch>
+                  </pic:blipFill>
+                  <pic:spPr>
+                    <a:xfrm>
+                      <a:off x="0" y="0"/>
+                      <a:ext cx="5078304" cy="1859101"/>
+                    </a:xfrm>
+                    <a:prstGeom prst="rect">
+                      <a:avLst/>
+                    </a:prstGeom>
+                  </pic:spPr>
+                </pic:pic>
+              </a:graphicData>
+            </a:graphic>
+          </wp:inline>
+        </w:drawing>
+      </w:r>
+    </w:p>
+    <w:p>
+      <w:r>
+        <w:rPr>
+          <w:noProof/>
+        </w:rPr>
+        <w:drawing>
+          <wp:inline distT="0" distB="0" distL="0" distR="0" wp14:anchorId="418F469A" wp14:editId="664CE568">
+            <wp:extent cx="5167289" cy="1955614"/>
+            <wp:effectExtent l="0" t="0" r="1905" b="635"/>
+            <wp:docPr id="933684116" name="Picture 2" descr="A paper with drawings on it&#10;&#10;AI-generated content may be incorrect."/>
+            <wp:cNvGraphicFramePr>
+              <a:graphicFrameLocks xmlns:a="http://schemas.openxmlformats.org/drawingml/2006/main" noChangeAspect="1"/>
+            </wp:cNvGraphicFramePr>
+            <a:graphic xmlns:a="http://schemas.openxmlformats.org/drawingml/2006/main">
+              <a:graphicData uri="http://schemas.openxmlformats.org/drawingml/2006/picture">
+                <pic:pic xmlns:pic="http://schemas.openxmlformats.org/drawingml/2006/picture">
+                  <pic:nvPicPr>
+                    <pic:cNvPr id="933684116" name="Picture 2" descr="A paper with drawings on it&#10;&#10;AI-generated content may be incorrect."/>
+                    <pic:cNvPicPr/>
+                  </pic:nvPicPr>
+                  <pic:blipFill>
+                    <a:blip r:embed="rId10" cstate="print">
+                      <a:extLst>
+                        <a:ext uri="{28A0092B-C50C-407E-A947-70E740481C1C}">
+                          <a14:useLocalDpi xmlns:a14="http://schemas.microsoft.com/office/drawing/2010/main" val="0"/>
+                        </a:ext>
+                      </a:extLst>
+                    </a:blip>
+                    <a:stretch>
+                      <a:fillRect/>
+                    </a:stretch>
+                  </pic:blipFill>
+                  <pic:spPr>
+                    <a:xfrm>
+                      <a:off x="0" y="0"/>
+                      <a:ext cx="5225845" cy="1977775"/>
+                    </a:xfrm>
+                    <a:prstGeom prst="rect">
+                      <a:avLst/>
+                    </a:prstGeom>
+                  </pic:spPr>
+                </pic:pic>
+              </a:graphicData>
+            </a:graphic>
+          </wp:inline>
+        </w:drawing>
+      </w:r>
+    </w:p>
     <w:p/>
+    <w:p/>
     <w:p>
       <w:r>
         <w:t>Beep</w:t>
       </w:r>
     </w:p>
     <w:p>
-      <w:hyperlink r:id="rId9" w:history="1">
+      <w:hyperlink r:id="rId11" w:history="1">
         <w:r>
           <w:rPr>
             <w:rStyle w:val="Hyperlink"/>
           </w:rPr>
-          <w:t>https://docs.sunfounder.com/projects/esp32-starter-kit/en/latest/arduino/basic_projects/ar_ac</w:t>
-        </w:r>
-        <w:r>
-          <w:rPr>
-            <w:rStyle w:val="Hyperlink"/>
-          </w:rPr>
-          <w:t>_</w:t>
-        </w:r>
-        <w:r>
-          <w:rPr>
-            <w:rStyle w:val="Hyperlink"/>
-          </w:rPr>
-          <w:t>buz.html</w:t>
+          <w:t>https://docs.sunfounder.com/projects/esp32-starter-kit/en/latest/arduino/basic_projects/ar_ac_buz.html</w:t>
         </w:r>
       </w:hyperlink>
     </w:p>
@@ -239,7 +324,7 @@
                     <pic:cNvPicPr/>
                   </pic:nvPicPr>
                   <pic:blipFill>
-                    <a:blip r:embed="rId10" cstate="print">
+                    <a:blip r:embed="rId12" cstate="print">
                       <a:extLst>
                         <a:ext uri="{28A0092B-C50C-407E-A947-70E740481C1C}">
                           <a14:useLocalDpi xmlns:a14="http://schemas.microsoft.com/office/drawing/2010/main" val="0"/>
@@ -254,6 +339,54 @@
                     <a:xfrm>
                       <a:off x="0" y="0"/>
                       <a:ext cx="5056422" cy="3792356"/>
+                    </a:xfrm>
+                    <a:prstGeom prst="rect">
+                      <a:avLst/>
+                    </a:prstGeom>
+                  </pic:spPr>
+                </pic:pic>
+              </a:graphicData>
+            </a:graphic>
+          </wp:inline>
+        </w:drawing>
+      </w:r>
+    </w:p>
+    <w:p>
+      <w:r>
+        <w:rPr>
+          <w:noProof/>
+        </w:rPr>
+        <w:drawing>
+          <wp:inline distT="0" distB="0" distL="0" distR="0" wp14:anchorId="5A7EFA05" wp14:editId="7CCD2D39">
+            <wp:extent cx="5001337" cy="3751042"/>
+            <wp:effectExtent l="0" t="0" r="2540" b="0"/>
+            <wp:docPr id="2108889304" name="Picture 3" descr="A close-up of a circuit board&#10;&#10;AI-generated content may be incorrect."/>
+            <wp:cNvGraphicFramePr>
+              <a:graphicFrameLocks xmlns:a="http://schemas.openxmlformats.org/drawingml/2006/main" noChangeAspect="1"/>
+            </wp:cNvGraphicFramePr>
+            <a:graphic xmlns:a="http://schemas.openxmlformats.org/drawingml/2006/main">
+              <a:graphicData uri="http://schemas.openxmlformats.org/drawingml/2006/picture">
+                <pic:pic xmlns:pic="http://schemas.openxmlformats.org/drawingml/2006/picture">
+                  <pic:nvPicPr>
+                    <pic:cNvPr id="2108889304" name="Picture 3" descr="A close-up of a circuit board&#10;&#10;AI-generated content may be incorrect."/>
+                    <pic:cNvPicPr/>
+                  </pic:nvPicPr>
+                  <pic:blipFill>
+                    <a:blip r:embed="rId13" cstate="print">
+                      <a:extLst>
+                        <a:ext uri="{28A0092B-C50C-407E-A947-70E740481C1C}">
+                          <a14:useLocalDpi xmlns:a14="http://schemas.microsoft.com/office/drawing/2010/main" val="0"/>
+                        </a:ext>
+                      </a:extLst>
+                    </a:blip>
+                    <a:stretch>
+                      <a:fillRect/>
+                    </a:stretch>
+                  </pic:blipFill>
+                  <pic:spPr>
+                    <a:xfrm>
+                      <a:off x="0" y="0"/>
+                      <a:ext cx="5044980" cy="3783775"/>
                     </a:xfrm>
                     <a:prstGeom prst="rect">
                       <a:avLst/>

--- a/Documents/TrayAgitator Build Doc.docx
+++ b/Documents/TrayAgitator Build Doc.docx
@@ -192,6 +192,7 @@
         <w:rPr>
           <w:noProof/>
         </w:rPr>
+        <w:lastRenderedPageBreak/>
         <w:drawing>
           <wp:inline distT="0" distB="0" distL="0" distR="0" wp14:anchorId="2232065C" wp14:editId="2F09B0CE">
             <wp:extent cx="5045886" cy="1847233"/>
@@ -301,13 +302,110 @@
       </w:hyperlink>
     </w:p>
     <w:p/>
-    <w:p/>
-    <w:p/>
     <w:p>
       <w:r>
         <w:rPr>
           <w:noProof/>
         </w:rPr>
+        <w:lastRenderedPageBreak/>
+        <w:drawing>
+          <wp:inline distT="0" distB="0" distL="0" distR="0" wp14:anchorId="4A44C2E5" wp14:editId="5F71A7C0">
+            <wp:extent cx="3807356" cy="3657600"/>
+            <wp:effectExtent l="0" t="0" r="3175" b="0"/>
+            <wp:docPr id="1877479945" name="Picture 1" descr="A diagram of a circuit board&#10;&#10;AI-generated content may be incorrect."/>
+            <wp:cNvGraphicFramePr>
+              <a:graphicFrameLocks xmlns:a="http://schemas.openxmlformats.org/drawingml/2006/main" noChangeAspect="1"/>
+            </wp:cNvGraphicFramePr>
+            <a:graphic xmlns:a="http://schemas.openxmlformats.org/drawingml/2006/main">
+              <a:graphicData uri="http://schemas.openxmlformats.org/drawingml/2006/picture">
+                <pic:pic xmlns:pic="http://schemas.openxmlformats.org/drawingml/2006/picture">
+                  <pic:nvPicPr>
+                    <pic:cNvPr id="1877479945" name="Picture 1" descr="A diagram of a circuit board&#10;&#10;AI-generated content may be incorrect."/>
+                    <pic:cNvPicPr/>
+                  </pic:nvPicPr>
+                  <pic:blipFill>
+                    <a:blip r:embed="rId12" cstate="print">
+                      <a:extLst>
+                        <a:ext uri="{28A0092B-C50C-407E-A947-70E740481C1C}">
+                          <a14:useLocalDpi xmlns:a14="http://schemas.microsoft.com/office/drawing/2010/main" val="0"/>
+                        </a:ext>
+                      </a:extLst>
+                    </a:blip>
+                    <a:stretch>
+                      <a:fillRect/>
+                    </a:stretch>
+                  </pic:blipFill>
+                  <pic:spPr>
+                    <a:xfrm>
+                      <a:off x="0" y="0"/>
+                      <a:ext cx="3807356" cy="3657600"/>
+                    </a:xfrm>
+                    <a:prstGeom prst="rect">
+                      <a:avLst/>
+                    </a:prstGeom>
+                  </pic:spPr>
+                </pic:pic>
+              </a:graphicData>
+            </a:graphic>
+          </wp:inline>
+        </w:drawing>
+      </w:r>
+    </w:p>
+    <w:p/>
+    <w:p>
+      <w:r>
+        <w:rPr>
+          <w:noProof/>
+        </w:rPr>
+        <w:drawing>
+          <wp:inline distT="0" distB="0" distL="0" distR="0" wp14:anchorId="7896299A" wp14:editId="5CC07C69">
+            <wp:extent cx="3860943" cy="3657600"/>
+            <wp:effectExtent l="0" t="0" r="0" b="0"/>
+            <wp:docPr id="530425774" name="Picture 2" descr="A close-up of a circuit board&#10;&#10;AI-generated content may be incorrect."/>
+            <wp:cNvGraphicFramePr>
+              <a:graphicFrameLocks xmlns:a="http://schemas.openxmlformats.org/drawingml/2006/main" noChangeAspect="1"/>
+            </wp:cNvGraphicFramePr>
+            <a:graphic xmlns:a="http://schemas.openxmlformats.org/drawingml/2006/main">
+              <a:graphicData uri="http://schemas.openxmlformats.org/drawingml/2006/picture">
+                <pic:pic xmlns:pic="http://schemas.openxmlformats.org/drawingml/2006/picture">
+                  <pic:nvPicPr>
+                    <pic:cNvPr id="530425774" name="Picture 2" descr="A close-up of a circuit board&#10;&#10;AI-generated content may be incorrect."/>
+                    <pic:cNvPicPr/>
+                  </pic:nvPicPr>
+                  <pic:blipFill>
+                    <a:blip r:embed="rId13" cstate="print">
+                      <a:extLst>
+                        <a:ext uri="{28A0092B-C50C-407E-A947-70E740481C1C}">
+                          <a14:useLocalDpi xmlns:a14="http://schemas.microsoft.com/office/drawing/2010/main" val="0"/>
+                        </a:ext>
+                      </a:extLst>
+                    </a:blip>
+                    <a:stretch>
+                      <a:fillRect/>
+                    </a:stretch>
+                  </pic:blipFill>
+                  <pic:spPr>
+                    <a:xfrm>
+                      <a:off x="0" y="0"/>
+                      <a:ext cx="3860943" cy="3657600"/>
+                    </a:xfrm>
+                    <a:prstGeom prst="rect">
+                      <a:avLst/>
+                    </a:prstGeom>
+                  </pic:spPr>
+                </pic:pic>
+              </a:graphicData>
+            </a:graphic>
+          </wp:inline>
+        </w:drawing>
+      </w:r>
+    </w:p>
+    <w:p>
+      <w:r>
+        <w:rPr>
+          <w:noProof/>
+        </w:rPr>
+        <w:lastRenderedPageBreak/>
         <w:drawing>
           <wp:inline distT="0" distB="0" distL="0" distR="0" wp14:anchorId="67994B39" wp14:editId="18153C8D">
             <wp:extent cx="5036934" cy="3777740"/>
@@ -324,7 +422,7 @@
                     <pic:cNvPicPr/>
                   </pic:nvPicPr>
                   <pic:blipFill>
-                    <a:blip r:embed="rId12" cstate="print">
+                    <a:blip r:embed="rId14" cstate="print">
                       <a:extLst>
                         <a:ext uri="{28A0092B-C50C-407E-A947-70E740481C1C}">
                           <a14:useLocalDpi xmlns:a14="http://schemas.microsoft.com/office/drawing/2010/main" val="0"/>
@@ -372,7 +470,7 @@
                     <pic:cNvPicPr/>
                   </pic:nvPicPr>
                   <pic:blipFill>
-                    <a:blip r:embed="rId13" cstate="print">
+                    <a:blip r:embed="rId15" cstate="print">
                       <a:extLst>
                         <a:ext uri="{28A0092B-C50C-407E-A947-70E740481C1C}">
                           <a14:useLocalDpi xmlns:a14="http://schemas.microsoft.com/office/drawing/2010/main" val="0"/>
@@ -387,6 +485,47 @@
                     <a:xfrm>
                       <a:off x="0" y="0"/>
                       <a:ext cx="5044980" cy="3783775"/>
+                    </a:xfrm>
+                    <a:prstGeom prst="rect">
+                      <a:avLst/>
+                    </a:prstGeom>
+                  </pic:spPr>
+                </pic:pic>
+              </a:graphicData>
+            </a:graphic>
+          </wp:inline>
+        </w:drawing>
+      </w:r>
+    </w:p>
+    <w:p/>
+    <w:p/>
+    <w:p>
+      <w:r>
+        <w:drawing>
+          <wp:inline distT="0" distB="0" distL="0" distR="0" wp14:anchorId="609F231A" wp14:editId="188691F7">
+            <wp:extent cx="4350881" cy="4299284"/>
+            <wp:effectExtent l="0" t="0" r="5715" b="0"/>
+            <wp:docPr id="30398923" name="Picture 1" descr="A diagram of a product size&#10;&#10;AI-generated content may be incorrect."/>
+            <wp:cNvGraphicFramePr>
+              <a:graphicFrameLocks xmlns:a="http://schemas.openxmlformats.org/drawingml/2006/main" noChangeAspect="1"/>
+            </wp:cNvGraphicFramePr>
+            <a:graphic xmlns:a="http://schemas.openxmlformats.org/drawingml/2006/main">
+              <a:graphicData uri="http://schemas.openxmlformats.org/drawingml/2006/picture">
+                <pic:pic xmlns:pic="http://schemas.openxmlformats.org/drawingml/2006/picture">
+                  <pic:nvPicPr>
+                    <pic:cNvPr id="30398923" name="Picture 1" descr="A diagram of a product size&#10;&#10;AI-generated content may be incorrect."/>
+                    <pic:cNvPicPr/>
+                  </pic:nvPicPr>
+                  <pic:blipFill>
+                    <a:blip r:embed="rId16"/>
+                    <a:stretch>
+                      <a:fillRect/>
+                    </a:stretch>
+                  </pic:blipFill>
+                  <pic:spPr>
+                    <a:xfrm>
+                      <a:off x="0" y="0"/>
+                      <a:ext cx="4359033" cy="4307339"/>
                     </a:xfrm>
                     <a:prstGeom prst="rect">
                       <a:avLst/>

--- a/Documents/TrayAgitator Build Doc.docx
+++ b/Documents/TrayAgitator Build Doc.docx
@@ -123,7 +123,19 @@
           <w:rPr>
             <w:rStyle w:val="Hyperlink"/>
           </w:rPr>
-          <w:t>https://www.pololu.com/product/1182</w:t>
+          <w:t>https://www.pololu.com/prod</w:t>
+        </w:r>
+        <w:r>
+          <w:rPr>
+            <w:rStyle w:val="Hyperlink"/>
+          </w:rPr>
+          <w:t>u</w:t>
+        </w:r>
+        <w:r>
+          <w:rPr>
+            <w:rStyle w:val="Hyperlink"/>
+          </w:rPr>
+          <w:t>ct/1182</w:t>
         </w:r>
       </w:hyperlink>
     </w:p>
@@ -501,6 +513,9 @@
     <w:p/>
     <w:p>
       <w:r>
+        <w:rPr>
+          <w:noProof/>
+        </w:rPr>
         <w:drawing>
           <wp:inline distT="0" distB="0" distL="0" distR="0" wp14:anchorId="609F231A" wp14:editId="188691F7">
             <wp:extent cx="4350881" cy="4299284"/>

--- a/Documents/TrayAgitator Build Doc.docx
+++ b/Documents/TrayAgitator Build Doc.docx
@@ -45,10 +45,12 @@
       </w:r>
     </w:p>
     <w:p>
+      <w:bookmarkStart w:id="0" w:name="OLE_LINK1"/>
       <w:r>
         <w:t>https://www.waveshare.com/wiki/ESP32-S3-Zero</w:t>
       </w:r>
     </w:p>
+    <w:bookmarkEnd w:id="0"/>
     <w:p>
       <w:r>
         <w:rPr>
@@ -123,19 +125,7 @@
           <w:rPr>
             <w:rStyle w:val="Hyperlink"/>
           </w:rPr>
-          <w:t>https://www.pololu.com/prod</w:t>
-        </w:r>
-        <w:r>
-          <w:rPr>
-            <w:rStyle w:val="Hyperlink"/>
-          </w:rPr>
-          <w:t>u</w:t>
-        </w:r>
-        <w:r>
-          <w:rPr>
-            <w:rStyle w:val="Hyperlink"/>
-          </w:rPr>
-          <w:t>ct/1182</w:t>
+          <w:t>https://www.pololu.com/product/1182</w:t>
         </w:r>
       </w:hyperlink>
     </w:p>
